--- a/yudao-module-reagent/src/main/resources/templates/生物试剂接收单模版.docx
+++ b/yudao-module-reagent/src/main/resources/templates/生物试剂接收单模版.docx
@@ -1,6 +1,6 @@
 
 <file path=word/document.xml><?xml version="1.0" encoding="utf-8"?>
-<w:document xmlns:wpc="http://schemas.microsoft.com/office/word/2010/wordprocessingCanvas" xmlns:cx="http://schemas.microsoft.com/office/drawing/2014/chartex" xmlns:cx1="http://schemas.microsoft.com/office/drawing/2015/9/8/chartex" xmlns:cx2="http://schemas.microsoft.com/office/drawing/2015/10/21/chartex" xmlns:cx3="http://schemas.microsoft.com/office/drawing/2016/5/9/chartex" xmlns:cx4="http://schemas.microsoft.com/office/drawing/2016/5/10/chartex" xmlns:cx5="http://schemas.microsoft.com/office/drawing/2016/5/11/chartex" xmlns:cx6="http://schemas.microsoft.com/office/drawing/2016/5/12/chartex" xmlns:cx7="http://schemas.microsoft.com/office/drawing/2016/5/13/chartex" xmlns:cx8="http://schemas.microsoft.com/office/drawing/2016/5/14/chartex" xmlns:mc="http://schemas.openxmlformats.org/markup-compatibility/2006" xmlns:aink="http://schemas.microsoft.com/office/drawing/2016/ink" xmlns:am3d="http://schemas.microsoft.com/office/drawing/2017/model3d" xmlns:o="urn:schemas-microsoft-com:office:office" xmlns:oel="http://schemas.microsoft.com/office/2019/extlst" xmlns:r="http://schemas.openxmlformats.org/officeDocument/2006/relationships" xmlns:m="http://schemas.openxmlformats.org/officeDocument/2006/math" xmlns:v="urn:schemas-microsoft-com:vml" xmlns:wp14="http://schemas.microsoft.com/office/word/2010/wordprocessingDrawing" xmlns:wp="http://schemas.openxmlformats.org/drawingml/2006/wordprocessingDrawing" xmlns:w10="urn:schemas-microsoft-com:office:word" xmlns:w="http://schemas.openxmlformats.org/wordprocessingml/2006/main" xmlns:w14="http://schemas.microsoft.com/office/word/2010/wordml" xmlns:w15="http://schemas.microsoft.com/office/word/2012/wordml" xmlns:w16cei="http://schemas.microsoft.com/office/word/2026/wordml/cei" xmlns:w16cex="http://schemas.microsoft.com/office/word/2018/wordml/cex" xmlns:w16cid="http://schemas.microsoft.com/office/word/2016/wordml/cid" xmlns:w16="http://schemas.microsoft.com/office/word/2018/wordml" xmlns:w16du="http://schemas.microsoft.com/office/word/2023/wordml/word16du" xmlns:w16sdtdh="http://schemas.microsoft.com/office/word/2020/wordml/sdtdatahash" xmlns:w16sdtfl="http://schemas.microsoft.com/office/word/2024/wordml/sdtformatlock" xmlns:w16se="http://schemas.microsoft.com/office/word/2015/wordml/symex" xmlns:wpg="http://schemas.microsoft.com/office/word/2010/wordprocessingGroup" xmlns:wpi="http://schemas.microsoft.com/office/word/2010/wordprocessingInk" xmlns:wne="http://schemas.microsoft.com/office/word/2006/wordml" xmlns:wps="http://schemas.microsoft.com/office/word/2010/wordprocessingShape" mc:Ignorable="w14 w15 w16se w16cid w16 w16cex w16sdtdh w16sdtfl w16du wp14">
+<w:document xmlns:wpc="http://schemas.microsoft.com/office/word/2010/wordprocessingCanvas" xmlns:cx="http://schemas.microsoft.com/office/drawing/2014/chartex" xmlns:cx1="http://schemas.microsoft.com/office/drawing/2015/9/8/chartex" xmlns:cx2="http://schemas.microsoft.com/office/drawing/2015/10/21/chartex" xmlns:cx3="http://schemas.microsoft.com/office/drawing/2016/5/9/chartex" xmlns:cx4="http://schemas.microsoft.com/office/drawing/2016/5/10/chartex" xmlns:cx5="http://schemas.microsoft.com/office/drawing/2016/5/11/chartex" xmlns:cx6="http://schemas.microsoft.com/office/drawing/2016/5/12/chartex" xmlns:cx7="http://schemas.microsoft.com/office/drawing/2016/5/13/chartex" xmlns:cx8="http://schemas.microsoft.com/office/drawing/2016/5/14/chartex" xmlns:mc="http://schemas.openxmlformats.org/markup-compatibility/2006" xmlns:aink="http://schemas.microsoft.com/office/drawing/2016/ink" xmlns:am3d="http://schemas.microsoft.com/office/drawing/2017/model3d" xmlns:o="urn:schemas-microsoft-com:office:office" xmlns:oel="http://schemas.microsoft.com/office/2019/extlst" xmlns:r="http://schemas.openxmlformats.org/officeDocument/2006/relationships" xmlns:m="http://schemas.openxmlformats.org/officeDocument/2006/math" xmlns:v="urn:schemas-microsoft-com:vml" xmlns:wp14="http://schemas.microsoft.com/office/word/2010/wordprocessingDrawing" xmlns:wp="http://schemas.openxmlformats.org/drawingml/2006/wordprocessingDrawing" xmlns:w10="urn:schemas-microsoft-com:office:word" xmlns:w="http://schemas.openxmlformats.org/wordprocessingml/2006/main" xmlns:w14="http://schemas.microsoft.com/office/word/2010/wordml" xmlns:w15="http://schemas.microsoft.com/office/word/2012/wordml" xmlns:w16cex="http://schemas.microsoft.com/office/word/2018/wordml/cex" xmlns:w16cid="http://schemas.microsoft.com/office/word/2016/wordml/cid" xmlns:w16="http://schemas.microsoft.com/office/word/2018/wordml" xmlns:w16du="http://schemas.microsoft.com/office/word/2023/wordml/word16du" xmlns:w16sdtdh="http://schemas.microsoft.com/office/word/2020/wordml/sdtdatahash" xmlns:w16sdtfl="http://schemas.microsoft.com/office/word/2024/wordml/sdtformatlock" xmlns:w16se="http://schemas.microsoft.com/office/word/2015/wordml/symex" xmlns:wpg="http://schemas.microsoft.com/office/word/2010/wordprocessingGroup" xmlns:wpi="http://schemas.microsoft.com/office/word/2010/wordprocessingInk" xmlns:wne="http://schemas.microsoft.com/office/word/2006/wordml" xmlns:wps="http://schemas.microsoft.com/office/word/2010/wordprocessingShape" mc:Ignorable="w14 w15 w16se w16cid w16 w16cex w16sdtdh w16sdtfl w16du wp14">
   <w:body>
     <w:p>
       <w:pPr>
@@ -191,7 +191,7 @@
               <w:t>:</w:t>
             </w:r>
             <w:r>
-              <w:t> {{name}}</w:t>
+              <w:t>{{name}}</w:t>
             </w:r>
             <w:permStart w:id="2067954515" w:edGrp="everyone"/>
             <w:permEnd w:id="2067954515"/>
@@ -255,7 +255,7 @@
               <w:t>:</w:t>
             </w:r>
             <w:r>
-              <w:t> {{basId}}</w:t>
+              <w:t>{{basId}}</w:t>
             </w:r>
             <w:permStart w:id="180120136" w:edGrp="everyone"/>
             <w:permEnd w:id="180120136"/>
@@ -308,7 +308,16 @@
               <w:t>:</w:t>
             </w:r>
             <w:r>
-              <w:t> {{vendor}}</w:t>
+              <w:t>{{</w:t>
+            </w:r>
+            <w:r>
+              <w:rPr>
+                <w:rFonts w:hint="eastAsia"/>
+              </w:rPr>
+              <w:t>brand</w:t>
+            </w:r>
+            <w:r>
+              <w:t>}}</w:t>
             </w:r>
             <w:permStart w:id="818415497" w:edGrp="everyone"/>
             <w:permEnd w:id="818415497"/>
@@ -360,7 +369,7 @@
               <w:t>:</w:t>
             </w:r>
             <w:r>
-              <w:t> {{receiveDate}}</w:t>
+              <w:t>{{receiveDate}}</w:t>
             </w:r>
             <w:permStart w:id="1153382395" w:edGrp="everyone"/>
             <w:permEnd w:id="1153382395"/>
@@ -426,7 +435,7 @@
               <w:t>:</w:t>
             </w:r>
             <w:r>
-              <w:t> {{qty}}</w:t>
+              <w:t>{{qty}}</w:t>
             </w:r>
             <w:permStart w:id="2145257611" w:edGrp="everyone"/>
             <w:permEnd w:id="2145257611"/>
@@ -499,7 +508,7 @@
               <w:t>:</w:t>
             </w:r>
             <w:r>
-              <w:t> {{contentPerUnit}}</w:t>
+              <w:t>{{contentPerUnit}}</w:t>
             </w:r>
             <w:bookmarkEnd w:id="1"/>
             <w:bookmarkEnd w:id="2"/>
@@ -571,7 +580,7 @@
               <w:t>:</w:t>
             </w:r>
             <w:r>
-              <w:t> {{lotNo}}</w:t>
+              <w:t>{{lotNo}}</w:t>
             </w:r>
             <w:permStart w:id="714216359" w:edGrp="everyone"/>
             <w:permEnd w:id="714216359"/>
@@ -597,7 +606,7 @@
               <w:t>货号：</w:t>
             </w:r>
             <w:r>
-              <w:t> {{catNo}}</w:t>
+              <w:t>{{catNo}}</w:t>
             </w:r>
             <w:permStart w:id="838233930" w:edGrp="everyone"/>
             <w:permEnd w:id="838233930"/>
@@ -656,7 +665,7 @@
               <w:t>:</w:t>
             </w:r>
             <w:r>
-              <w:t> {{storageLocation}}</w:t>
+              <w:t>{{storageLocation}}</w:t>
             </w:r>
             <w:permStart w:id="419715725" w:edGrp="everyone"/>
             <w:permEnd w:id="419715725"/>
@@ -721,7 +730,7 @@
               <w:t>:</w:t>
             </w:r>
             <w:r>
-              <w:t> {{storageTemp}}</w:t>
+              <w:t>{{storageTemp}}</w:t>
             </w:r>
             <w:permStart w:id="1999462092" w:edGrp="everyone"/>
             <w:permEnd w:id="1999462092"/>
@@ -776,7 +785,7 @@
               <w:t>:</w:t>
             </w:r>
             <w:r>
-              <w:t> {{expireDate}}</w:t>
+              <w:t>{{expireDate}}</w:t>
             </w:r>
             <w:permStart w:id="889674508" w:edGrp="everyone"/>
             <w:permEnd w:id="889674508"/>
@@ -828,7 +837,7 @@
               <w:t>:</w:t>
             </w:r>
             <w:r>
-              <w:t> {{comment}}</w:t>
+              <w:t>{{comment}}</w:t>
             </w:r>
           </w:p>
           <w:p>
@@ -1631,7 +1640,7 @@
 </file>
 
 <file path=word/endnotes.xml><?xml version="1.0" encoding="utf-8"?>
-<w:endnotes xmlns:wpc="http://schemas.microsoft.com/office/word/2010/wordprocessingCanvas" xmlns:cx="http://schemas.microsoft.com/office/drawing/2014/chartex" xmlns:cx1="http://schemas.microsoft.com/office/drawing/2015/9/8/chartex" xmlns:cx2="http://schemas.microsoft.com/office/drawing/2015/10/21/chartex" xmlns:cx3="http://schemas.microsoft.com/office/drawing/2016/5/9/chartex" xmlns:cx4="http://schemas.microsoft.com/office/drawing/2016/5/10/chartex" xmlns:cx5="http://schemas.microsoft.com/office/drawing/2016/5/11/chartex" xmlns:cx6="http://schemas.microsoft.com/office/drawing/2016/5/12/chartex" xmlns:cx7="http://schemas.microsoft.com/office/drawing/2016/5/13/chartex" xmlns:cx8="http://schemas.microsoft.com/office/drawing/2016/5/14/chartex" xmlns:mc="http://schemas.openxmlformats.org/markup-compatibility/2006" xmlns:aink="http://schemas.microsoft.com/office/drawing/2016/ink" xmlns:am3d="http://schemas.microsoft.com/office/drawing/2017/model3d" xmlns:o="urn:schemas-microsoft-com:office:office" xmlns:oel="http://schemas.microsoft.com/office/2019/extlst" xmlns:r="http://schemas.openxmlformats.org/officeDocument/2006/relationships" xmlns:m="http://schemas.openxmlformats.org/officeDocument/2006/math" xmlns:v="urn:schemas-microsoft-com:vml" xmlns:wp14="http://schemas.microsoft.com/office/word/2010/wordprocessingDrawing" xmlns:wp="http://schemas.openxmlformats.org/drawingml/2006/wordprocessingDrawing" xmlns:w10="urn:schemas-microsoft-com:office:word" xmlns:w="http://schemas.openxmlformats.org/wordprocessingml/2006/main" xmlns:w14="http://schemas.microsoft.com/office/word/2010/wordml" xmlns:w15="http://schemas.microsoft.com/office/word/2012/wordml" xmlns:w16cei="http://schemas.microsoft.com/office/word/2026/wordml/cei" xmlns:w16cex="http://schemas.microsoft.com/office/word/2018/wordml/cex" xmlns:w16cid="http://schemas.microsoft.com/office/word/2016/wordml/cid" xmlns:w16="http://schemas.microsoft.com/office/word/2018/wordml" xmlns:w16du="http://schemas.microsoft.com/office/word/2023/wordml/word16du" xmlns:w16sdtdh="http://schemas.microsoft.com/office/word/2020/wordml/sdtdatahash" xmlns:w16sdtfl="http://schemas.microsoft.com/office/word/2024/wordml/sdtformatlock" xmlns:w16se="http://schemas.microsoft.com/office/word/2015/wordml/symex" xmlns:wpg="http://schemas.microsoft.com/office/word/2010/wordprocessingGroup" xmlns:wpi="http://schemas.microsoft.com/office/word/2010/wordprocessingInk" xmlns:wne="http://schemas.microsoft.com/office/word/2006/wordml" xmlns:wps="http://schemas.microsoft.com/office/word/2010/wordprocessingShape" mc:Ignorable="w14 w15 w16se w16cid w16 w16cex w16sdtdh w16sdtfl w16du wp14">
+<w:endnotes xmlns:wpc="http://schemas.microsoft.com/office/word/2010/wordprocessingCanvas" xmlns:cx="http://schemas.microsoft.com/office/drawing/2014/chartex" xmlns:cx1="http://schemas.microsoft.com/office/drawing/2015/9/8/chartex" xmlns:cx2="http://schemas.microsoft.com/office/drawing/2015/10/21/chartex" xmlns:cx3="http://schemas.microsoft.com/office/drawing/2016/5/9/chartex" xmlns:cx4="http://schemas.microsoft.com/office/drawing/2016/5/10/chartex" xmlns:cx5="http://schemas.microsoft.com/office/drawing/2016/5/11/chartex" xmlns:cx6="http://schemas.microsoft.com/office/drawing/2016/5/12/chartex" xmlns:cx7="http://schemas.microsoft.com/office/drawing/2016/5/13/chartex" xmlns:cx8="http://schemas.microsoft.com/office/drawing/2016/5/14/chartex" xmlns:mc="http://schemas.openxmlformats.org/markup-compatibility/2006" xmlns:aink="http://schemas.microsoft.com/office/drawing/2016/ink" xmlns:am3d="http://schemas.microsoft.com/office/drawing/2017/model3d" xmlns:o="urn:schemas-microsoft-com:office:office" xmlns:oel="http://schemas.microsoft.com/office/2019/extlst" xmlns:r="http://schemas.openxmlformats.org/officeDocument/2006/relationships" xmlns:m="http://schemas.openxmlformats.org/officeDocument/2006/math" xmlns:v="urn:schemas-microsoft-com:vml" xmlns:wp14="http://schemas.microsoft.com/office/word/2010/wordprocessingDrawing" xmlns:wp="http://schemas.openxmlformats.org/drawingml/2006/wordprocessingDrawing" xmlns:w10="urn:schemas-microsoft-com:office:word" xmlns:w="http://schemas.openxmlformats.org/wordprocessingml/2006/main" xmlns:w14="http://schemas.microsoft.com/office/word/2010/wordml" xmlns:w15="http://schemas.microsoft.com/office/word/2012/wordml" xmlns:w16cex="http://schemas.microsoft.com/office/word/2018/wordml/cex" xmlns:w16cid="http://schemas.microsoft.com/office/word/2016/wordml/cid" xmlns:w16="http://schemas.microsoft.com/office/word/2018/wordml" xmlns:w16du="http://schemas.microsoft.com/office/word/2023/wordml/word16du" xmlns:w16sdtdh="http://schemas.microsoft.com/office/word/2020/wordml/sdtdatahash" xmlns:w16sdtfl="http://schemas.microsoft.com/office/word/2024/wordml/sdtformatlock" xmlns:w16se="http://schemas.microsoft.com/office/word/2015/wordml/symex" xmlns:wpg="http://schemas.microsoft.com/office/word/2010/wordprocessingGroup" xmlns:wpi="http://schemas.microsoft.com/office/word/2010/wordprocessingInk" xmlns:wne="http://schemas.microsoft.com/office/word/2006/wordml" xmlns:wps="http://schemas.microsoft.com/office/word/2010/wordprocessingShape" mc:Ignorable="w14 w15 w16se w16cid w16 w16cex w16sdtdh w16sdtfl w16du wp14">
   <w:endnote w:type="separator" w:id="-1">
     <w:p>
       <w:r>
@@ -1650,7 +1659,7 @@
 </file>
 
 <file path=word/footer1.xml><?xml version="1.0" encoding="utf-8"?>
-<w:ftr xmlns:wpc="http://schemas.microsoft.com/office/word/2010/wordprocessingCanvas" xmlns:cx="http://schemas.microsoft.com/office/drawing/2014/chartex" xmlns:cx1="http://schemas.microsoft.com/office/drawing/2015/9/8/chartex" xmlns:cx2="http://schemas.microsoft.com/office/drawing/2015/10/21/chartex" xmlns:cx3="http://schemas.microsoft.com/office/drawing/2016/5/9/chartex" xmlns:cx4="http://schemas.microsoft.com/office/drawing/2016/5/10/chartex" xmlns:cx5="http://schemas.microsoft.com/office/drawing/2016/5/11/chartex" xmlns:cx6="http://schemas.microsoft.com/office/drawing/2016/5/12/chartex" xmlns:cx7="http://schemas.microsoft.com/office/drawing/2016/5/13/chartex" xmlns:cx8="http://schemas.microsoft.com/office/drawing/2016/5/14/chartex" xmlns:mc="http://schemas.openxmlformats.org/markup-compatibility/2006" xmlns:aink="http://schemas.microsoft.com/office/drawing/2016/ink" xmlns:am3d="http://schemas.microsoft.com/office/drawing/2017/model3d" xmlns:o="urn:schemas-microsoft-com:office:office" xmlns:oel="http://schemas.microsoft.com/office/2019/extlst" xmlns:r="http://schemas.openxmlformats.org/officeDocument/2006/relationships" xmlns:m="http://schemas.openxmlformats.org/officeDocument/2006/math" xmlns:v="urn:schemas-microsoft-com:vml" xmlns:wp14="http://schemas.microsoft.com/office/word/2010/wordprocessingDrawing" xmlns:wp="http://schemas.openxmlformats.org/drawingml/2006/wordprocessingDrawing" xmlns:w10="urn:schemas-microsoft-com:office:word" xmlns:w="http://schemas.openxmlformats.org/wordprocessingml/2006/main" xmlns:w14="http://schemas.microsoft.com/office/word/2010/wordml" xmlns:w15="http://schemas.microsoft.com/office/word/2012/wordml" xmlns:w16cei="http://schemas.microsoft.com/office/word/2026/wordml/cei" xmlns:w16cex="http://schemas.microsoft.com/office/word/2018/wordml/cex" xmlns:w16cid="http://schemas.microsoft.com/office/word/2016/wordml/cid" xmlns:w16="http://schemas.microsoft.com/office/word/2018/wordml" xmlns:w16du="http://schemas.microsoft.com/office/word/2023/wordml/word16du" xmlns:w16sdtdh="http://schemas.microsoft.com/office/word/2020/wordml/sdtdatahash" xmlns:w16sdtfl="http://schemas.microsoft.com/office/word/2024/wordml/sdtformatlock" xmlns:w16se="http://schemas.microsoft.com/office/word/2015/wordml/symex" xmlns:wpg="http://schemas.microsoft.com/office/word/2010/wordprocessingGroup" xmlns:wpi="http://schemas.microsoft.com/office/word/2010/wordprocessingInk" xmlns:wne="http://schemas.microsoft.com/office/word/2006/wordml" xmlns:wps="http://schemas.microsoft.com/office/word/2010/wordprocessingShape" mc:Ignorable="w14 w15 w16se w16cid w16 w16cex w16sdtdh w16sdtfl w16du wp14">
+<w:ftr xmlns:wpc="http://schemas.microsoft.com/office/word/2010/wordprocessingCanvas" xmlns:cx="http://schemas.microsoft.com/office/drawing/2014/chartex" xmlns:cx1="http://schemas.microsoft.com/office/drawing/2015/9/8/chartex" xmlns:cx2="http://schemas.microsoft.com/office/drawing/2015/10/21/chartex" xmlns:cx3="http://schemas.microsoft.com/office/drawing/2016/5/9/chartex" xmlns:cx4="http://schemas.microsoft.com/office/drawing/2016/5/10/chartex" xmlns:cx5="http://schemas.microsoft.com/office/drawing/2016/5/11/chartex" xmlns:cx6="http://schemas.microsoft.com/office/drawing/2016/5/12/chartex" xmlns:cx7="http://schemas.microsoft.com/office/drawing/2016/5/13/chartex" xmlns:cx8="http://schemas.microsoft.com/office/drawing/2016/5/14/chartex" xmlns:mc="http://schemas.openxmlformats.org/markup-compatibility/2006" xmlns:aink="http://schemas.microsoft.com/office/drawing/2016/ink" xmlns:am3d="http://schemas.microsoft.com/office/drawing/2017/model3d" xmlns:o="urn:schemas-microsoft-com:office:office" xmlns:oel="http://schemas.microsoft.com/office/2019/extlst" xmlns:r="http://schemas.openxmlformats.org/officeDocument/2006/relationships" xmlns:m="http://schemas.openxmlformats.org/officeDocument/2006/math" xmlns:v="urn:schemas-microsoft-com:vml" xmlns:wp14="http://schemas.microsoft.com/office/word/2010/wordprocessingDrawing" xmlns:wp="http://schemas.openxmlformats.org/drawingml/2006/wordprocessingDrawing" xmlns:w10="urn:schemas-microsoft-com:office:word" xmlns:w="http://schemas.openxmlformats.org/wordprocessingml/2006/main" xmlns:w14="http://schemas.microsoft.com/office/word/2010/wordml" xmlns:w15="http://schemas.microsoft.com/office/word/2012/wordml" xmlns:w16cex="http://schemas.microsoft.com/office/word/2018/wordml/cex" xmlns:w16cid="http://schemas.microsoft.com/office/word/2016/wordml/cid" xmlns:w16="http://schemas.microsoft.com/office/word/2018/wordml" xmlns:w16du="http://schemas.microsoft.com/office/word/2023/wordml/word16du" xmlns:w16sdtdh="http://schemas.microsoft.com/office/word/2020/wordml/sdtdatahash" xmlns:w16sdtfl="http://schemas.microsoft.com/office/word/2024/wordml/sdtformatlock" xmlns:w16se="http://schemas.microsoft.com/office/word/2015/wordml/symex" xmlns:wpg="http://schemas.microsoft.com/office/word/2010/wordprocessingGroup" xmlns:wpi="http://schemas.microsoft.com/office/word/2010/wordprocessingInk" xmlns:wne="http://schemas.microsoft.com/office/word/2006/wordml" xmlns:wps="http://schemas.microsoft.com/office/word/2010/wordprocessingShape" mc:Ignorable="w14 w15 w16se w16cid w16 w16cex w16sdtdh w16sdtfl w16du wp14">
   <w:p>
     <w:pPr>
       <w:pStyle w:val="a5"/>
@@ -1660,7 +1669,7 @@
 </file>
 
 <file path=word/footer2.xml><?xml version="1.0" encoding="utf-8"?>
-<w:ftr xmlns:wpc="http://schemas.microsoft.com/office/word/2010/wordprocessingCanvas" xmlns:cx="http://schemas.microsoft.com/office/drawing/2014/chartex" xmlns:cx1="http://schemas.microsoft.com/office/drawing/2015/9/8/chartex" xmlns:cx2="http://schemas.microsoft.com/office/drawing/2015/10/21/chartex" xmlns:cx3="http://schemas.microsoft.com/office/drawing/2016/5/9/chartex" xmlns:cx4="http://schemas.microsoft.com/office/drawing/2016/5/10/chartex" xmlns:cx5="http://schemas.microsoft.com/office/drawing/2016/5/11/chartex" xmlns:cx6="http://schemas.microsoft.com/office/drawing/2016/5/12/chartex" xmlns:cx7="http://schemas.microsoft.com/office/drawing/2016/5/13/chartex" xmlns:cx8="http://schemas.microsoft.com/office/drawing/2016/5/14/chartex" xmlns:mc="http://schemas.openxmlformats.org/markup-compatibility/2006" xmlns:aink="http://schemas.microsoft.com/office/drawing/2016/ink" xmlns:am3d="http://schemas.microsoft.com/office/drawing/2017/model3d" xmlns:o="urn:schemas-microsoft-com:office:office" xmlns:oel="http://schemas.microsoft.com/office/2019/extlst" xmlns:r="http://schemas.openxmlformats.org/officeDocument/2006/relationships" xmlns:m="http://schemas.openxmlformats.org/officeDocument/2006/math" xmlns:v="urn:schemas-microsoft-com:vml" xmlns:wp14="http://schemas.microsoft.com/office/word/2010/wordprocessingDrawing" xmlns:wp="http://schemas.openxmlformats.org/drawingml/2006/wordprocessingDrawing" xmlns:w10="urn:schemas-microsoft-com:office:word" xmlns:w="http://schemas.openxmlformats.org/wordprocessingml/2006/main" xmlns:w14="http://schemas.microsoft.com/office/word/2010/wordml" xmlns:w15="http://schemas.microsoft.com/office/word/2012/wordml" xmlns:w16cei="http://schemas.microsoft.com/office/word/2026/wordml/cei" xmlns:w16cex="http://schemas.microsoft.com/office/word/2018/wordml/cex" xmlns:w16cid="http://schemas.microsoft.com/office/word/2016/wordml/cid" xmlns:w16="http://schemas.microsoft.com/office/word/2018/wordml" xmlns:w16du="http://schemas.microsoft.com/office/word/2023/wordml/word16du" xmlns:w16sdtdh="http://schemas.microsoft.com/office/word/2020/wordml/sdtdatahash" xmlns:w16sdtfl="http://schemas.microsoft.com/office/word/2024/wordml/sdtformatlock" xmlns:w16se="http://schemas.microsoft.com/office/word/2015/wordml/symex" xmlns:wpg="http://schemas.microsoft.com/office/word/2010/wordprocessingGroup" xmlns:wpi="http://schemas.microsoft.com/office/word/2010/wordprocessingInk" xmlns:wne="http://schemas.microsoft.com/office/word/2006/wordml" xmlns:wps="http://schemas.microsoft.com/office/word/2010/wordprocessingShape" mc:Ignorable="w14 w15 w16se w16cid w16 w16cex w16sdtdh w16sdtfl w16du wp14">
+<w:ftr xmlns:wpc="http://schemas.microsoft.com/office/word/2010/wordprocessingCanvas" xmlns:cx="http://schemas.microsoft.com/office/drawing/2014/chartex" xmlns:cx1="http://schemas.microsoft.com/office/drawing/2015/9/8/chartex" xmlns:cx2="http://schemas.microsoft.com/office/drawing/2015/10/21/chartex" xmlns:cx3="http://schemas.microsoft.com/office/drawing/2016/5/9/chartex" xmlns:cx4="http://schemas.microsoft.com/office/drawing/2016/5/10/chartex" xmlns:cx5="http://schemas.microsoft.com/office/drawing/2016/5/11/chartex" xmlns:cx6="http://schemas.microsoft.com/office/drawing/2016/5/12/chartex" xmlns:cx7="http://schemas.microsoft.com/office/drawing/2016/5/13/chartex" xmlns:cx8="http://schemas.microsoft.com/office/drawing/2016/5/14/chartex" xmlns:mc="http://schemas.openxmlformats.org/markup-compatibility/2006" xmlns:aink="http://schemas.microsoft.com/office/drawing/2016/ink" xmlns:am3d="http://schemas.microsoft.com/office/drawing/2017/model3d" xmlns:o="urn:schemas-microsoft-com:office:office" xmlns:oel="http://schemas.microsoft.com/office/2019/extlst" xmlns:r="http://schemas.openxmlformats.org/officeDocument/2006/relationships" xmlns:m="http://schemas.openxmlformats.org/officeDocument/2006/math" xmlns:v="urn:schemas-microsoft-com:vml" xmlns:wp14="http://schemas.microsoft.com/office/word/2010/wordprocessingDrawing" xmlns:wp="http://schemas.openxmlformats.org/drawingml/2006/wordprocessingDrawing" xmlns:w10="urn:schemas-microsoft-com:office:word" xmlns:w="http://schemas.openxmlformats.org/wordprocessingml/2006/main" xmlns:w14="http://schemas.microsoft.com/office/word/2010/wordml" xmlns:w15="http://schemas.microsoft.com/office/word/2012/wordml" xmlns:w16cex="http://schemas.microsoft.com/office/word/2018/wordml/cex" xmlns:w16cid="http://schemas.microsoft.com/office/word/2016/wordml/cid" xmlns:w16="http://schemas.microsoft.com/office/word/2018/wordml" xmlns:w16du="http://schemas.microsoft.com/office/word/2023/wordml/word16du" xmlns:w16sdtdh="http://schemas.microsoft.com/office/word/2020/wordml/sdtdatahash" xmlns:w16sdtfl="http://schemas.microsoft.com/office/word/2024/wordml/sdtformatlock" xmlns:w16se="http://schemas.microsoft.com/office/word/2015/wordml/symex" xmlns:wpg="http://schemas.microsoft.com/office/word/2010/wordprocessingGroup" xmlns:wpi="http://schemas.microsoft.com/office/word/2010/wordprocessingInk" xmlns:wne="http://schemas.microsoft.com/office/word/2006/wordml" xmlns:wps="http://schemas.microsoft.com/office/word/2010/wordprocessingShape" mc:Ignorable="w14 w15 w16se w16cid w16 w16cex w16sdtdh w16sdtfl w16du wp14">
   <w:p>
     <w:pPr>
       <w:rPr>
@@ -1854,7 +1863,7 @@
 </file>
 
 <file path=word/footer3.xml><?xml version="1.0" encoding="utf-8"?>
-<w:ftr xmlns:wpc="http://schemas.microsoft.com/office/word/2010/wordprocessingCanvas" xmlns:cx="http://schemas.microsoft.com/office/drawing/2014/chartex" xmlns:cx1="http://schemas.microsoft.com/office/drawing/2015/9/8/chartex" xmlns:cx2="http://schemas.microsoft.com/office/drawing/2015/10/21/chartex" xmlns:cx3="http://schemas.microsoft.com/office/drawing/2016/5/9/chartex" xmlns:cx4="http://schemas.microsoft.com/office/drawing/2016/5/10/chartex" xmlns:cx5="http://schemas.microsoft.com/office/drawing/2016/5/11/chartex" xmlns:cx6="http://schemas.microsoft.com/office/drawing/2016/5/12/chartex" xmlns:cx7="http://schemas.microsoft.com/office/drawing/2016/5/13/chartex" xmlns:cx8="http://schemas.microsoft.com/office/drawing/2016/5/14/chartex" xmlns:mc="http://schemas.openxmlformats.org/markup-compatibility/2006" xmlns:aink="http://schemas.microsoft.com/office/drawing/2016/ink" xmlns:am3d="http://schemas.microsoft.com/office/drawing/2017/model3d" xmlns:o="urn:schemas-microsoft-com:office:office" xmlns:oel="http://schemas.microsoft.com/office/2019/extlst" xmlns:r="http://schemas.openxmlformats.org/officeDocument/2006/relationships" xmlns:m="http://schemas.openxmlformats.org/officeDocument/2006/math" xmlns:v="urn:schemas-microsoft-com:vml" xmlns:wp14="http://schemas.microsoft.com/office/word/2010/wordprocessingDrawing" xmlns:wp="http://schemas.openxmlformats.org/drawingml/2006/wordprocessingDrawing" xmlns:w10="urn:schemas-microsoft-com:office:word" xmlns:w="http://schemas.openxmlformats.org/wordprocessingml/2006/main" xmlns:w14="http://schemas.microsoft.com/office/word/2010/wordml" xmlns:w15="http://schemas.microsoft.com/office/word/2012/wordml" xmlns:w16cei="http://schemas.microsoft.com/office/word/2026/wordml/cei" xmlns:w16cex="http://schemas.microsoft.com/office/word/2018/wordml/cex" xmlns:w16cid="http://schemas.microsoft.com/office/word/2016/wordml/cid" xmlns:w16="http://schemas.microsoft.com/office/word/2018/wordml" xmlns:w16du="http://schemas.microsoft.com/office/word/2023/wordml/word16du" xmlns:w16sdtdh="http://schemas.microsoft.com/office/word/2020/wordml/sdtdatahash" xmlns:w16sdtfl="http://schemas.microsoft.com/office/word/2024/wordml/sdtformatlock" xmlns:w16se="http://schemas.microsoft.com/office/word/2015/wordml/symex" xmlns:wpg="http://schemas.microsoft.com/office/word/2010/wordprocessingGroup" xmlns:wpi="http://schemas.microsoft.com/office/word/2010/wordprocessingInk" xmlns:wne="http://schemas.microsoft.com/office/word/2006/wordml" xmlns:wps="http://schemas.microsoft.com/office/word/2010/wordprocessingShape" mc:Ignorable="w14 w15 w16se w16cid w16 w16cex w16sdtdh w16sdtfl w16du wp14">
+<w:ftr xmlns:wpc="http://schemas.microsoft.com/office/word/2010/wordprocessingCanvas" xmlns:cx="http://schemas.microsoft.com/office/drawing/2014/chartex" xmlns:cx1="http://schemas.microsoft.com/office/drawing/2015/9/8/chartex" xmlns:cx2="http://schemas.microsoft.com/office/drawing/2015/10/21/chartex" xmlns:cx3="http://schemas.microsoft.com/office/drawing/2016/5/9/chartex" xmlns:cx4="http://schemas.microsoft.com/office/drawing/2016/5/10/chartex" xmlns:cx5="http://schemas.microsoft.com/office/drawing/2016/5/11/chartex" xmlns:cx6="http://schemas.microsoft.com/office/drawing/2016/5/12/chartex" xmlns:cx7="http://schemas.microsoft.com/office/drawing/2016/5/13/chartex" xmlns:cx8="http://schemas.microsoft.com/office/drawing/2016/5/14/chartex" xmlns:mc="http://schemas.openxmlformats.org/markup-compatibility/2006" xmlns:aink="http://schemas.microsoft.com/office/drawing/2016/ink" xmlns:am3d="http://schemas.microsoft.com/office/drawing/2017/model3d" xmlns:o="urn:schemas-microsoft-com:office:office" xmlns:oel="http://schemas.microsoft.com/office/2019/extlst" xmlns:r="http://schemas.openxmlformats.org/officeDocument/2006/relationships" xmlns:m="http://schemas.openxmlformats.org/officeDocument/2006/math" xmlns:v="urn:schemas-microsoft-com:vml" xmlns:wp14="http://schemas.microsoft.com/office/word/2010/wordprocessingDrawing" xmlns:wp="http://schemas.openxmlformats.org/drawingml/2006/wordprocessingDrawing" xmlns:w10="urn:schemas-microsoft-com:office:word" xmlns:w="http://schemas.openxmlformats.org/wordprocessingml/2006/main" xmlns:w14="http://schemas.microsoft.com/office/word/2010/wordml" xmlns:w15="http://schemas.microsoft.com/office/word/2012/wordml" xmlns:w16cex="http://schemas.microsoft.com/office/word/2018/wordml/cex" xmlns:w16cid="http://schemas.microsoft.com/office/word/2016/wordml/cid" xmlns:w16="http://schemas.microsoft.com/office/word/2018/wordml" xmlns:w16du="http://schemas.microsoft.com/office/word/2023/wordml/word16du" xmlns:w16sdtdh="http://schemas.microsoft.com/office/word/2020/wordml/sdtdatahash" xmlns:w16sdtfl="http://schemas.microsoft.com/office/word/2024/wordml/sdtformatlock" xmlns:w16se="http://schemas.microsoft.com/office/word/2015/wordml/symex" xmlns:wpg="http://schemas.microsoft.com/office/word/2010/wordprocessingGroup" xmlns:wpi="http://schemas.microsoft.com/office/word/2010/wordprocessingInk" xmlns:wne="http://schemas.microsoft.com/office/word/2006/wordml" xmlns:wps="http://schemas.microsoft.com/office/word/2010/wordprocessingShape" mc:Ignorable="w14 w15 w16se w16cid w16 w16cex w16sdtdh w16sdtfl w16du wp14">
   <w:p>
     <w:pPr>
       <w:pStyle w:val="a5"/>
@@ -1864,7 +1873,7 @@
 </file>
 
 <file path=word/footnotes.xml><?xml version="1.0" encoding="utf-8"?>
-<w:footnotes xmlns:wpc="http://schemas.microsoft.com/office/word/2010/wordprocessingCanvas" xmlns:cx="http://schemas.microsoft.com/office/drawing/2014/chartex" xmlns:cx1="http://schemas.microsoft.com/office/drawing/2015/9/8/chartex" xmlns:cx2="http://schemas.microsoft.com/office/drawing/2015/10/21/chartex" xmlns:cx3="http://schemas.microsoft.com/office/drawing/2016/5/9/chartex" xmlns:cx4="http://schemas.microsoft.com/office/drawing/2016/5/10/chartex" xmlns:cx5="http://schemas.microsoft.com/office/drawing/2016/5/11/chartex" xmlns:cx6="http://schemas.microsoft.com/office/drawing/2016/5/12/chartex" xmlns:cx7="http://schemas.microsoft.com/office/drawing/2016/5/13/chartex" xmlns:cx8="http://schemas.microsoft.com/office/drawing/2016/5/14/chartex" xmlns:mc="http://schemas.openxmlformats.org/markup-compatibility/2006" xmlns:aink="http://schemas.microsoft.com/office/drawing/2016/ink" xmlns:am3d="http://schemas.microsoft.com/office/drawing/2017/model3d" xmlns:o="urn:schemas-microsoft-com:office:office" xmlns:oel="http://schemas.microsoft.com/office/2019/extlst" xmlns:r="http://schemas.openxmlformats.org/officeDocument/2006/relationships" xmlns:m="http://schemas.openxmlformats.org/officeDocument/2006/math" xmlns:v="urn:schemas-microsoft-com:vml" xmlns:wp14="http://schemas.microsoft.com/office/word/2010/wordprocessingDrawing" xmlns:wp="http://schemas.openxmlformats.org/drawingml/2006/wordprocessingDrawing" xmlns:w10="urn:schemas-microsoft-com:office:word" xmlns:w="http://schemas.openxmlformats.org/wordprocessingml/2006/main" xmlns:w14="http://schemas.microsoft.com/office/word/2010/wordml" xmlns:w15="http://schemas.microsoft.com/office/word/2012/wordml" xmlns:w16cei="http://schemas.microsoft.com/office/word/2026/wordml/cei" xmlns:w16cex="http://schemas.microsoft.com/office/word/2018/wordml/cex" xmlns:w16cid="http://schemas.microsoft.com/office/word/2016/wordml/cid" xmlns:w16="http://schemas.microsoft.com/office/word/2018/wordml" xmlns:w16du="http://schemas.microsoft.com/office/word/2023/wordml/word16du" xmlns:w16sdtdh="http://schemas.microsoft.com/office/word/2020/wordml/sdtdatahash" xmlns:w16sdtfl="http://schemas.microsoft.com/office/word/2024/wordml/sdtformatlock" xmlns:w16se="http://schemas.microsoft.com/office/word/2015/wordml/symex" xmlns:wpg="http://schemas.microsoft.com/office/word/2010/wordprocessingGroup" xmlns:wpi="http://schemas.microsoft.com/office/word/2010/wordprocessingInk" xmlns:wne="http://schemas.microsoft.com/office/word/2006/wordml" xmlns:wps="http://schemas.microsoft.com/office/word/2010/wordprocessingShape" mc:Ignorable="w14 w15 w16se w16cid w16 w16cex w16sdtdh w16sdtfl w16du wp14">
+<w:footnotes xmlns:wpc="http://schemas.microsoft.com/office/word/2010/wordprocessingCanvas" xmlns:cx="http://schemas.microsoft.com/office/drawing/2014/chartex" xmlns:cx1="http://schemas.microsoft.com/office/drawing/2015/9/8/chartex" xmlns:cx2="http://schemas.microsoft.com/office/drawing/2015/10/21/chartex" xmlns:cx3="http://schemas.microsoft.com/office/drawing/2016/5/9/chartex" xmlns:cx4="http://schemas.microsoft.com/office/drawing/2016/5/10/chartex" xmlns:cx5="http://schemas.microsoft.com/office/drawing/2016/5/11/chartex" xmlns:cx6="http://schemas.microsoft.com/office/drawing/2016/5/12/chartex" xmlns:cx7="http://schemas.microsoft.com/office/drawing/2016/5/13/chartex" xmlns:cx8="http://schemas.microsoft.com/office/drawing/2016/5/14/chartex" xmlns:mc="http://schemas.openxmlformats.org/markup-compatibility/2006" xmlns:aink="http://schemas.microsoft.com/office/drawing/2016/ink" xmlns:am3d="http://schemas.microsoft.com/office/drawing/2017/model3d" xmlns:o="urn:schemas-microsoft-com:office:office" xmlns:oel="http://schemas.microsoft.com/office/2019/extlst" xmlns:r="http://schemas.openxmlformats.org/officeDocument/2006/relationships" xmlns:m="http://schemas.openxmlformats.org/officeDocument/2006/math" xmlns:v="urn:schemas-microsoft-com:vml" xmlns:wp14="http://schemas.microsoft.com/office/word/2010/wordprocessingDrawing" xmlns:wp="http://schemas.openxmlformats.org/drawingml/2006/wordprocessingDrawing" xmlns:w10="urn:schemas-microsoft-com:office:word" xmlns:w="http://schemas.openxmlformats.org/wordprocessingml/2006/main" xmlns:w14="http://schemas.microsoft.com/office/word/2010/wordml" xmlns:w15="http://schemas.microsoft.com/office/word/2012/wordml" xmlns:w16cex="http://schemas.microsoft.com/office/word/2018/wordml/cex" xmlns:w16cid="http://schemas.microsoft.com/office/word/2016/wordml/cid" xmlns:w16="http://schemas.microsoft.com/office/word/2018/wordml" xmlns:w16du="http://schemas.microsoft.com/office/word/2023/wordml/word16du" xmlns:w16sdtdh="http://schemas.microsoft.com/office/word/2020/wordml/sdtdatahash" xmlns:w16sdtfl="http://schemas.microsoft.com/office/word/2024/wordml/sdtformatlock" xmlns:w16se="http://schemas.microsoft.com/office/word/2015/wordml/symex" xmlns:wpg="http://schemas.microsoft.com/office/word/2010/wordprocessingGroup" xmlns:wpi="http://schemas.microsoft.com/office/word/2010/wordprocessingInk" xmlns:wne="http://schemas.microsoft.com/office/word/2006/wordml" xmlns:wps="http://schemas.microsoft.com/office/word/2010/wordprocessingShape" mc:Ignorable="w14 w15 w16se w16cid w16 w16cex w16sdtdh w16sdtfl w16du wp14">
   <w:footnote w:type="separator" w:id="-1">
     <w:p>
       <w:r>
@@ -1883,7 +1892,7 @@
 </file>
 
 <file path=word/header1.xml><?xml version="1.0" encoding="utf-8"?>
-<w:hdr xmlns:wpc="http://schemas.microsoft.com/office/word/2010/wordprocessingCanvas" xmlns:cx="http://schemas.microsoft.com/office/drawing/2014/chartex" xmlns:cx1="http://schemas.microsoft.com/office/drawing/2015/9/8/chartex" xmlns:cx2="http://schemas.microsoft.com/office/drawing/2015/10/21/chartex" xmlns:cx3="http://schemas.microsoft.com/office/drawing/2016/5/9/chartex" xmlns:cx4="http://schemas.microsoft.com/office/drawing/2016/5/10/chartex" xmlns:cx5="http://schemas.microsoft.com/office/drawing/2016/5/11/chartex" xmlns:cx6="http://schemas.microsoft.com/office/drawing/2016/5/12/chartex" xmlns:cx7="http://schemas.microsoft.com/office/drawing/2016/5/13/chartex" xmlns:cx8="http://schemas.microsoft.com/office/drawing/2016/5/14/chartex" xmlns:mc="http://schemas.openxmlformats.org/markup-compatibility/2006" xmlns:aink="http://schemas.microsoft.com/office/drawing/2016/ink" xmlns:am3d="http://schemas.microsoft.com/office/drawing/2017/model3d" xmlns:o="urn:schemas-microsoft-com:office:office" xmlns:oel="http://schemas.microsoft.com/office/2019/extlst" xmlns:r="http://schemas.openxmlformats.org/officeDocument/2006/relationships" xmlns:m="http://schemas.openxmlformats.org/officeDocument/2006/math" xmlns:v="urn:schemas-microsoft-com:vml" xmlns:wp14="http://schemas.microsoft.com/office/word/2010/wordprocessingDrawing" xmlns:wp="http://schemas.openxmlformats.org/drawingml/2006/wordprocessingDrawing" xmlns:w10="urn:schemas-microsoft-com:office:word" xmlns:w="http://schemas.openxmlformats.org/wordprocessingml/2006/main" xmlns:w14="http://schemas.microsoft.com/office/word/2010/wordml" xmlns:w15="http://schemas.microsoft.com/office/word/2012/wordml" xmlns:w16cei="http://schemas.microsoft.com/office/word/2026/wordml/cei" xmlns:w16cex="http://schemas.microsoft.com/office/word/2018/wordml/cex" xmlns:w16cid="http://schemas.microsoft.com/office/word/2016/wordml/cid" xmlns:w16="http://schemas.microsoft.com/office/word/2018/wordml" xmlns:w16du="http://schemas.microsoft.com/office/word/2023/wordml/word16du" xmlns:w16sdtdh="http://schemas.microsoft.com/office/word/2020/wordml/sdtdatahash" xmlns:w16sdtfl="http://schemas.microsoft.com/office/word/2024/wordml/sdtformatlock" xmlns:w16se="http://schemas.microsoft.com/office/word/2015/wordml/symex" xmlns:wpg="http://schemas.microsoft.com/office/word/2010/wordprocessingGroup" xmlns:wpi="http://schemas.microsoft.com/office/word/2010/wordprocessingInk" xmlns:wne="http://schemas.microsoft.com/office/word/2006/wordml" xmlns:wps="http://schemas.microsoft.com/office/word/2010/wordprocessingShape" mc:Ignorable="w14 w15 w16se w16cid w16 w16cex w16sdtdh w16sdtfl w16du wp14">
+<w:hdr xmlns:wpc="http://schemas.microsoft.com/office/word/2010/wordprocessingCanvas" xmlns:cx="http://schemas.microsoft.com/office/drawing/2014/chartex" xmlns:cx1="http://schemas.microsoft.com/office/drawing/2015/9/8/chartex" xmlns:cx2="http://schemas.microsoft.com/office/drawing/2015/10/21/chartex" xmlns:cx3="http://schemas.microsoft.com/office/drawing/2016/5/9/chartex" xmlns:cx4="http://schemas.microsoft.com/office/drawing/2016/5/10/chartex" xmlns:cx5="http://schemas.microsoft.com/office/drawing/2016/5/11/chartex" xmlns:cx6="http://schemas.microsoft.com/office/drawing/2016/5/12/chartex" xmlns:cx7="http://schemas.microsoft.com/office/drawing/2016/5/13/chartex" xmlns:cx8="http://schemas.microsoft.com/office/drawing/2016/5/14/chartex" xmlns:mc="http://schemas.openxmlformats.org/markup-compatibility/2006" xmlns:aink="http://schemas.microsoft.com/office/drawing/2016/ink" xmlns:am3d="http://schemas.microsoft.com/office/drawing/2017/model3d" xmlns:o="urn:schemas-microsoft-com:office:office" xmlns:oel="http://schemas.microsoft.com/office/2019/extlst" xmlns:r="http://schemas.openxmlformats.org/officeDocument/2006/relationships" xmlns:m="http://schemas.openxmlformats.org/officeDocument/2006/math" xmlns:v="urn:schemas-microsoft-com:vml" xmlns:wp14="http://schemas.microsoft.com/office/word/2010/wordprocessingDrawing" xmlns:wp="http://schemas.openxmlformats.org/drawingml/2006/wordprocessingDrawing" xmlns:w10="urn:schemas-microsoft-com:office:word" xmlns:w="http://schemas.openxmlformats.org/wordprocessingml/2006/main" xmlns:w14="http://schemas.microsoft.com/office/word/2010/wordml" xmlns:w15="http://schemas.microsoft.com/office/word/2012/wordml" xmlns:w16cex="http://schemas.microsoft.com/office/word/2018/wordml/cex" xmlns:w16cid="http://schemas.microsoft.com/office/word/2016/wordml/cid" xmlns:w16="http://schemas.microsoft.com/office/word/2018/wordml" xmlns:w16du="http://schemas.microsoft.com/office/word/2023/wordml/word16du" xmlns:w16sdtdh="http://schemas.microsoft.com/office/word/2020/wordml/sdtdatahash" xmlns:w16sdtfl="http://schemas.microsoft.com/office/word/2024/wordml/sdtformatlock" xmlns:w16se="http://schemas.microsoft.com/office/word/2015/wordml/symex" xmlns:wpg="http://schemas.microsoft.com/office/word/2010/wordprocessingGroup" xmlns:wpi="http://schemas.microsoft.com/office/word/2010/wordprocessingInk" xmlns:wne="http://schemas.microsoft.com/office/word/2006/wordml" xmlns:wps="http://schemas.microsoft.com/office/word/2010/wordprocessingShape" mc:Ignorable="w14 w15 w16se w16cid w16 w16cex w16sdtdh w16sdtfl w16du wp14">
   <w:p>
     <w:pPr>
       <w:pStyle w:val="a3"/>
@@ -1893,7 +1902,7 @@
 </file>
 
 <file path=word/header2.xml><?xml version="1.0" encoding="utf-8"?>
-<w:hdr xmlns:wpc="http://schemas.microsoft.com/office/word/2010/wordprocessingCanvas" xmlns:cx="http://schemas.microsoft.com/office/drawing/2014/chartex" xmlns:cx1="http://schemas.microsoft.com/office/drawing/2015/9/8/chartex" xmlns:cx2="http://schemas.microsoft.com/office/drawing/2015/10/21/chartex" xmlns:cx3="http://schemas.microsoft.com/office/drawing/2016/5/9/chartex" xmlns:cx4="http://schemas.microsoft.com/office/drawing/2016/5/10/chartex" xmlns:cx5="http://schemas.microsoft.com/office/drawing/2016/5/11/chartex" xmlns:cx6="http://schemas.microsoft.com/office/drawing/2016/5/12/chartex" xmlns:cx7="http://schemas.microsoft.com/office/drawing/2016/5/13/chartex" xmlns:cx8="http://schemas.microsoft.com/office/drawing/2016/5/14/chartex" xmlns:mc="http://schemas.openxmlformats.org/markup-compatibility/2006" xmlns:aink="http://schemas.microsoft.com/office/drawing/2016/ink" xmlns:am3d="http://schemas.microsoft.com/office/drawing/2017/model3d" xmlns:o="urn:schemas-microsoft-com:office:office" xmlns:oel="http://schemas.microsoft.com/office/2019/extlst" xmlns:r="http://schemas.openxmlformats.org/officeDocument/2006/relationships" xmlns:m="http://schemas.openxmlformats.org/officeDocument/2006/math" xmlns:v="urn:schemas-microsoft-com:vml" xmlns:wp14="http://schemas.microsoft.com/office/word/2010/wordprocessingDrawing" xmlns:wp="http://schemas.openxmlformats.org/drawingml/2006/wordprocessingDrawing" xmlns:w10="urn:schemas-microsoft-com:office:word" xmlns:w="http://schemas.openxmlformats.org/wordprocessingml/2006/main" xmlns:w14="http://schemas.microsoft.com/office/word/2010/wordml" xmlns:w15="http://schemas.microsoft.com/office/word/2012/wordml" xmlns:w16cei="http://schemas.microsoft.com/office/word/2026/wordml/cei" xmlns:w16cex="http://schemas.microsoft.com/office/word/2018/wordml/cex" xmlns:w16cid="http://schemas.microsoft.com/office/word/2016/wordml/cid" xmlns:w16="http://schemas.microsoft.com/office/word/2018/wordml" xmlns:w16du="http://schemas.microsoft.com/office/word/2023/wordml/word16du" xmlns:w16sdtdh="http://schemas.microsoft.com/office/word/2020/wordml/sdtdatahash" xmlns:w16sdtfl="http://schemas.microsoft.com/office/word/2024/wordml/sdtformatlock" xmlns:w16se="http://schemas.microsoft.com/office/word/2015/wordml/symex" xmlns:wpg="http://schemas.microsoft.com/office/word/2010/wordprocessingGroup" xmlns:wpi="http://schemas.microsoft.com/office/word/2010/wordprocessingInk" xmlns:wne="http://schemas.microsoft.com/office/word/2006/wordml" xmlns:wps="http://schemas.microsoft.com/office/word/2010/wordprocessingShape" mc:Ignorable="w14 w15 w16se w16cid w16 w16cex w16sdtdh w16sdtfl w16du wp14">
+<w:hdr xmlns:wpc="http://schemas.microsoft.com/office/word/2010/wordprocessingCanvas" xmlns:cx="http://schemas.microsoft.com/office/drawing/2014/chartex" xmlns:cx1="http://schemas.microsoft.com/office/drawing/2015/9/8/chartex" xmlns:cx2="http://schemas.microsoft.com/office/drawing/2015/10/21/chartex" xmlns:cx3="http://schemas.microsoft.com/office/drawing/2016/5/9/chartex" xmlns:cx4="http://schemas.microsoft.com/office/drawing/2016/5/10/chartex" xmlns:cx5="http://schemas.microsoft.com/office/drawing/2016/5/11/chartex" xmlns:cx6="http://schemas.microsoft.com/office/drawing/2016/5/12/chartex" xmlns:cx7="http://schemas.microsoft.com/office/drawing/2016/5/13/chartex" xmlns:cx8="http://schemas.microsoft.com/office/drawing/2016/5/14/chartex" xmlns:mc="http://schemas.openxmlformats.org/markup-compatibility/2006" xmlns:aink="http://schemas.microsoft.com/office/drawing/2016/ink" xmlns:am3d="http://schemas.microsoft.com/office/drawing/2017/model3d" xmlns:o="urn:schemas-microsoft-com:office:office" xmlns:oel="http://schemas.microsoft.com/office/2019/extlst" xmlns:r="http://schemas.openxmlformats.org/officeDocument/2006/relationships" xmlns:m="http://schemas.openxmlformats.org/officeDocument/2006/math" xmlns:v="urn:schemas-microsoft-com:vml" xmlns:wp14="http://schemas.microsoft.com/office/word/2010/wordprocessingDrawing" xmlns:wp="http://schemas.openxmlformats.org/drawingml/2006/wordprocessingDrawing" xmlns:w10="urn:schemas-microsoft-com:office:word" xmlns:w="http://schemas.openxmlformats.org/wordprocessingml/2006/main" xmlns:w14="http://schemas.microsoft.com/office/word/2010/wordml" xmlns:w15="http://schemas.microsoft.com/office/word/2012/wordml" xmlns:w16cex="http://schemas.microsoft.com/office/word/2018/wordml/cex" xmlns:w16cid="http://schemas.microsoft.com/office/word/2016/wordml/cid" xmlns:w16="http://schemas.microsoft.com/office/word/2018/wordml" xmlns:w16du="http://schemas.microsoft.com/office/word/2023/wordml/word16du" xmlns:w16sdtdh="http://schemas.microsoft.com/office/word/2020/wordml/sdtdatahash" xmlns:w16sdtfl="http://schemas.microsoft.com/office/word/2024/wordml/sdtformatlock" xmlns:w16se="http://schemas.microsoft.com/office/word/2015/wordml/symex" xmlns:wpg="http://schemas.microsoft.com/office/word/2010/wordprocessingGroup" xmlns:wpi="http://schemas.microsoft.com/office/word/2010/wordprocessingInk" xmlns:wne="http://schemas.microsoft.com/office/word/2006/wordml" xmlns:wps="http://schemas.microsoft.com/office/word/2010/wordprocessingShape" mc:Ignorable="w14 w15 w16se w16cid w16 w16cex w16sdtdh w16sdtfl w16du wp14">
   <w:p>
     <w:pPr>
       <w:snapToGrid w:val="0"/>
@@ -2174,7 +2183,7 @@
 </file>
 
 <file path=word/header3.xml><?xml version="1.0" encoding="utf-8"?>
-<w:hdr xmlns:wpc="http://schemas.microsoft.com/office/word/2010/wordprocessingCanvas" xmlns:cx="http://schemas.microsoft.com/office/drawing/2014/chartex" xmlns:cx1="http://schemas.microsoft.com/office/drawing/2015/9/8/chartex" xmlns:cx2="http://schemas.microsoft.com/office/drawing/2015/10/21/chartex" xmlns:cx3="http://schemas.microsoft.com/office/drawing/2016/5/9/chartex" xmlns:cx4="http://schemas.microsoft.com/office/drawing/2016/5/10/chartex" xmlns:cx5="http://schemas.microsoft.com/office/drawing/2016/5/11/chartex" xmlns:cx6="http://schemas.microsoft.com/office/drawing/2016/5/12/chartex" xmlns:cx7="http://schemas.microsoft.com/office/drawing/2016/5/13/chartex" xmlns:cx8="http://schemas.microsoft.com/office/drawing/2016/5/14/chartex" xmlns:mc="http://schemas.openxmlformats.org/markup-compatibility/2006" xmlns:aink="http://schemas.microsoft.com/office/drawing/2016/ink" xmlns:am3d="http://schemas.microsoft.com/office/drawing/2017/model3d" xmlns:o="urn:schemas-microsoft-com:office:office" xmlns:oel="http://schemas.microsoft.com/office/2019/extlst" xmlns:r="http://schemas.openxmlformats.org/officeDocument/2006/relationships" xmlns:m="http://schemas.openxmlformats.org/officeDocument/2006/math" xmlns:v="urn:schemas-microsoft-com:vml" xmlns:wp14="http://schemas.microsoft.com/office/word/2010/wordprocessingDrawing" xmlns:wp="http://schemas.openxmlformats.org/drawingml/2006/wordprocessingDrawing" xmlns:w10="urn:schemas-microsoft-com:office:word" xmlns:w="http://schemas.openxmlformats.org/wordprocessingml/2006/main" xmlns:w14="http://schemas.microsoft.com/office/word/2010/wordml" xmlns:w15="http://schemas.microsoft.com/office/word/2012/wordml" xmlns:w16cei="http://schemas.microsoft.com/office/word/2026/wordml/cei" xmlns:w16cex="http://schemas.microsoft.com/office/word/2018/wordml/cex" xmlns:w16cid="http://schemas.microsoft.com/office/word/2016/wordml/cid" xmlns:w16="http://schemas.microsoft.com/office/word/2018/wordml" xmlns:w16du="http://schemas.microsoft.com/office/word/2023/wordml/word16du" xmlns:w16sdtdh="http://schemas.microsoft.com/office/word/2020/wordml/sdtdatahash" xmlns:w16sdtfl="http://schemas.microsoft.com/office/word/2024/wordml/sdtformatlock" xmlns:w16se="http://schemas.microsoft.com/office/word/2015/wordml/symex" xmlns:wpg="http://schemas.microsoft.com/office/word/2010/wordprocessingGroup" xmlns:wpi="http://schemas.microsoft.com/office/word/2010/wordprocessingInk" xmlns:wne="http://schemas.microsoft.com/office/word/2006/wordml" xmlns:wps="http://schemas.microsoft.com/office/word/2010/wordprocessingShape" mc:Ignorable="w14 w15 w16se w16cid w16 w16cex w16sdtdh w16sdtfl w16du wp14">
+<w:hdr xmlns:wpc="http://schemas.microsoft.com/office/word/2010/wordprocessingCanvas" xmlns:cx="http://schemas.microsoft.com/office/drawing/2014/chartex" xmlns:cx1="http://schemas.microsoft.com/office/drawing/2015/9/8/chartex" xmlns:cx2="http://schemas.microsoft.com/office/drawing/2015/10/21/chartex" xmlns:cx3="http://schemas.microsoft.com/office/drawing/2016/5/9/chartex" xmlns:cx4="http://schemas.microsoft.com/office/drawing/2016/5/10/chartex" xmlns:cx5="http://schemas.microsoft.com/office/drawing/2016/5/11/chartex" xmlns:cx6="http://schemas.microsoft.com/office/drawing/2016/5/12/chartex" xmlns:cx7="http://schemas.microsoft.com/office/drawing/2016/5/13/chartex" xmlns:cx8="http://schemas.microsoft.com/office/drawing/2016/5/14/chartex" xmlns:mc="http://schemas.openxmlformats.org/markup-compatibility/2006" xmlns:aink="http://schemas.microsoft.com/office/drawing/2016/ink" xmlns:am3d="http://schemas.microsoft.com/office/drawing/2017/model3d" xmlns:o="urn:schemas-microsoft-com:office:office" xmlns:oel="http://schemas.microsoft.com/office/2019/extlst" xmlns:r="http://schemas.openxmlformats.org/officeDocument/2006/relationships" xmlns:m="http://schemas.openxmlformats.org/officeDocument/2006/math" xmlns:v="urn:schemas-microsoft-com:vml" xmlns:wp14="http://schemas.microsoft.com/office/word/2010/wordprocessingDrawing" xmlns:wp="http://schemas.openxmlformats.org/drawingml/2006/wordprocessingDrawing" xmlns:w10="urn:schemas-microsoft-com:office:word" xmlns:w="http://schemas.openxmlformats.org/wordprocessingml/2006/main" xmlns:w14="http://schemas.microsoft.com/office/word/2010/wordml" xmlns:w15="http://schemas.microsoft.com/office/word/2012/wordml" xmlns:w16cex="http://schemas.microsoft.com/office/word/2018/wordml/cex" xmlns:w16cid="http://schemas.microsoft.com/office/word/2016/wordml/cid" xmlns:w16="http://schemas.microsoft.com/office/word/2018/wordml" xmlns:w16du="http://schemas.microsoft.com/office/word/2023/wordml/word16du" xmlns:w16sdtdh="http://schemas.microsoft.com/office/word/2020/wordml/sdtdatahash" xmlns:w16sdtfl="http://schemas.microsoft.com/office/word/2024/wordml/sdtformatlock" xmlns:w16se="http://schemas.microsoft.com/office/word/2015/wordml/symex" xmlns:wpg="http://schemas.microsoft.com/office/word/2010/wordprocessingGroup" xmlns:wpi="http://schemas.microsoft.com/office/word/2010/wordprocessingInk" xmlns:wne="http://schemas.microsoft.com/office/word/2006/wordml" xmlns:wps="http://schemas.microsoft.com/office/word/2010/wordprocessingShape" mc:Ignorable="w14 w15 w16se w16cid w16 w16cex w16sdtdh w16sdtfl w16du wp14">
   <w:p>
     <w:pPr>
       <w:pStyle w:val="a3"/>
